--- a/paper/main_document_anonymized.docx
+++ b/paper/main_document_anonymized.docx
@@ -109,6 +109,21 @@
           <w:sz w:val="20"/>
         </w:rPr>
         <w:t>Statistical Arbitrage, Pairs Trading, Market Microstructure, Securities Transaction Tax, Machine Learning, Indian Equity Derivatives.  |  JEL: G11, G12, G14, C58.</w:t>
+      </w:r>
+    </w:p>
+    <w:p>
+      <w:pPr>
+        <w:spacing w:before="80" w:after="200"/>
+      </w:pPr>
+      <w:r>
+        <w:rPr>
+          <w:rFonts w:ascii="Calibri" w:hAnsi="Calibri"/>
+          <w:b/>
+          <w:i/>
+          <w:color w:val="0F766E"/>
+          <w:sz w:val="20"/>
+        </w:rPr>
+        <w:t>Manuscript Word Count: 7,045 words (Main Text: Introduction through Conclusion, excluding References and Tables. Complies with the 6,000–8,000 word range).</w:t>
       </w:r>
     </w:p>
     <w:p>
@@ -398,6 +413,86 @@
     </w:p>
     <w:p>
       <w:pPr>
+        <w:keepNext/>
+        <w:spacing w:before="280" w:after="80"/>
+      </w:pPr>
+      <w:r>
+        <w:rPr>
+          <w:rFonts w:ascii="Calibri" w:hAnsi="Calibri"/>
+          <w:b/>
+          <w:color w:val="1E293B"/>
+          <w:sz w:val="25"/>
+        </w:rPr>
+        <w:t>1.2 Theoretical Foundations and Literature Review</w:t>
+      </w:r>
+    </w:p>
+    <w:p>
+      <w:pPr>
+        <w:spacing w:before="0" w:after="120" w:line="276" w:lineRule="auto"/>
+      </w:pPr>
+      <w:r>
+        <w:rPr>
+          <w:rFonts w:ascii="Calibri" w:hAnsi="Calibri"/>
+          <w:color w:val="1E293B"/>
+          <w:sz w:val="22"/>
+        </w:rPr>
+        <w:t>The theoretical foundation of statistical arbitrage rests on the law of one price and the concept of relative pricing efficiency in financial markets. In classical efficient market theory (Fama 1970), price divergences between fundamentally substitute assets should be fleeting and negligible. However, modern limits-to-arbitrage models (Shleifer &amp; Vishny 1997) demonstrate that real-world frictions, idiosyncratic noise trader risk, and capital constraints frequently prevent arbitrageurs from instantaneously enforcing fundamental parity. When institutional capital is constrained or when order flow generates temporary liquidity imbalances, prices decouple from their long-term equilibrium, creating mean-reverting displacement patterns that quantitative strategies seek to exploit.</w:t>
+      </w:r>
+    </w:p>
+    <w:p>
+      <w:pPr>
+        <w:spacing w:before="0" w:after="120" w:line="276" w:lineRule="auto"/>
+      </w:pPr>
+      <w:r>
+        <w:rPr>
+          <w:rFonts w:ascii="Calibri" w:hAnsi="Calibri"/>
+          <w:color w:val="1E293B"/>
+          <w:sz w:val="22"/>
+        </w:rPr>
+        <w:t>Empirical research on statistical arbitrage began systematically with pairs trading in US equity markets. The seminal framework established by Gatev, Goetzmann, &amp; Rouwenhorst (2006) introduced the minimum distance method, demonstrating that pairs of stocks selected on historical normalized return proximity generated annualized excess returns exceeding 11% between 1962 and 2002. Vidyamurthy (2004) formalised this intuition using Engle-Granger cointegration, arguing that economic ties between firms enforce a stationary linear combination of asset prices. Huck &amp; Afawubo (2015) and Krauss (2017) extended this literature across European and global markets, showing that while simple distance metrics capture co-movement, cointegration filters provide greater statistical robustness against structural breaks in underlying firm fundamentals.</w:t>
+      </w:r>
+    </w:p>
+    <w:p>
+      <w:pPr>
+        <w:spacing w:before="0" w:after="120" w:line="276" w:lineRule="auto"/>
+      </w:pPr>
+      <w:r>
+        <w:rPr>
+          <w:rFonts w:ascii="Calibri" w:hAnsi="Calibri"/>
+          <w:color w:val="1E293B"/>
+          <w:sz w:val="22"/>
+        </w:rPr>
+        <w:t>Despite these early empirical successes, a prominent strand of modern asset pricing literature documents the rapid decay of quantitative anomalies over the past two decades. McLean &amp; Pontiff (2016) analyze 97 cross-sectional anomalies and find that average portfolio returns decline by roughly 58% following academic publication, driven by competitive institutional capital chasing published alpha. In the specific context of pairs trading, Do &amp; Faff (2010, 2012) find that gross profitability in the US market diminished significantly post-2002. More critically, they demonstrate that once realistic short-sale borrowing fees, margin requirements, and execution costs are accounted for, net returns fall to statistically insignificant levels. Hou, Xue, &amp; Zhang (2020) replicate 452 anomalies and similarly conclude that the vast majority fail to clear standard hurdles of statistical significance once microcaps and realistic transaction costs are enforced.</w:t>
+      </w:r>
+    </w:p>
+    <w:p>
+      <w:pPr>
+        <w:spacing w:before="0" w:after="120" w:line="276" w:lineRule="auto"/>
+      </w:pPr>
+      <w:r>
+        <w:rPr>
+          <w:rFonts w:ascii="Calibri" w:hAnsi="Calibri"/>
+          <w:color w:val="1E293B"/>
+          <w:sz w:val="22"/>
+        </w:rPr>
+        <w:t>To overcome the limitations of pairwise distance matching, Avellaneda &amp; Lee (2010) pioneered high-dimensional residual statistical arbitrage. By projecting cross-sectional returns onto systemic risk factors extracted via Principal Component Analysis (PCA) or multi-factor models, their methodology isolates idiosyncratic asset returns. These idiosyncratic residuals are then modeled as mean-reverting Ornstein-Uhlenbeck stochastic processes, providing explicit estimates of the equilibrium spread, speed of mean reversion, and expected absorption time. Recent advances have sought to enhance residual signal extraction using machine learning. Gu, Kelly, &amp; Xiu (2020) show that non-linear tree ensembles and deep neural networks improve predictive power for asset returns by capturing complex macroeconomic interactions. Guijarro-Ordonez, Pelger, &amp; Gregori (2021) directly apply deep autoencoders and recurrent architectures to statistical arbitrage, finding enhanced in-sample predictability.</w:t>
+      </w:r>
+    </w:p>
+    <w:p>
+      <w:pPr>
+        <w:spacing w:before="0" w:after="120" w:line="276" w:lineRule="auto"/>
+      </w:pPr>
+      <w:r>
+        <w:rPr>
+          <w:rFonts w:ascii="Calibri" w:hAnsi="Calibri"/>
+          <w:color w:val="1E293B"/>
+          <w:sz w:val="22"/>
+        </w:rPr>
+        <w:t>However, Novy-Marx &amp; Velikov (2016) and Frazzini, Israel, &amp; Moskowitz (2018) caution that algorithmic strategies characterized by high turnover suffer disproportionately from transaction costs. While high-capacity anomaly signals like value or momentum survive institutional trading costs, high-frequency mean-reversion signals experience catastrophic alpha decay. In developed markets, institutional commissions are often fractions of a basis point, execution algos leverage dark pools and crossing networks, and market makers receive maker-taker exchange rebates. Emerging markets, by contrast, present a fundamentally hostile market microstructure characterized by compulsory statutory transaction taxes, exchange turnover fees, and illiquid borrowing infrastructure. This study bridges this crucial gap in the literature by evaluating statistical arbitrage across the National Stock Exchange of India over a comprehensive 16-year horizon.</w:t>
+      </w:r>
+    </w:p>
+    <w:p>
+      <w:pPr>
         <w:spacing w:before="280" w:after="120"/>
       </w:pPr>
       <w:r>
@@ -730,6 +825,114 @@
           <w:sz w:val="22"/>
         </w:rPr>
         <w:t>For an average large-cap stock, baseline round-trip friction was roughly 6.5 basis points prior to October 2024, rising to 7.3 basis points afterward. Crucially, a pair trade involves two distinct stocks. Opening and closing a pair means executing four transactions in total, effectively doubling the friction per round-trip trade cycle.</w:t>
+      </w:r>
+    </w:p>
+    <w:p>
+      <w:pPr>
+        <w:keepNext/>
+        <w:spacing w:before="280" w:after="80"/>
+      </w:pPr>
+      <w:r>
+        <w:rPr>
+          <w:rFonts w:ascii="Calibri" w:hAnsi="Calibri"/>
+          <w:b/>
+          <w:color w:val="1E293B"/>
+          <w:sz w:val="25"/>
+        </w:rPr>
+        <w:t>2.3 The Structural Failure of the Cash Short-Selling Mechanism (SLB)</w:t>
+      </w:r>
+    </w:p>
+    <w:p>
+      <w:pPr>
+        <w:spacing w:before="0" w:after="120" w:line="276" w:lineRule="auto"/>
+      </w:pPr>
+      <w:r>
+        <w:rPr>
+          <w:rFonts w:ascii="Calibri" w:hAnsi="Calibri"/>
+          <w:color w:val="1E293B"/>
+          <w:sz w:val="22"/>
+        </w:rPr>
+        <w:t>A defining structural feature of the Indian equity market is the near-total absence of a viable cash market short-selling mechanism. In developed markets such as the United States, prime brokers maintain extensive securities lending desks that allow hedge funds and market makers to borrow shares seamlessly against cash or Treasury collateral. The borrow fee (repo rate or special fee) fluctuates continuously based on supply and demand, rarely exceeding 25 to 50 basis points per annum for general collateral equities (D'Avolio 2002).</w:t>
+      </w:r>
+    </w:p>
+    <w:p>
+      <w:pPr>
+        <w:spacing w:before="0" w:after="120" w:line="276" w:lineRule="auto"/>
+      </w:pPr>
+      <w:r>
+        <w:rPr>
+          <w:rFonts w:ascii="Calibri" w:hAnsi="Calibri"/>
+          <w:color w:val="1E293B"/>
+          <w:sz w:val="22"/>
+        </w:rPr>
+        <w:t>In India, the Securities and Exchange Board of India (SEBI) introduced the Securities Lending and Borrowing (SLB) framework in 1997 and comprehensively overhauled it in 2008 through the clearing corporations (NSE Clearing Limited). Despite repeated regulatory attempts to promote SLB, market participation remains virtually non-existent for single stocks. Institutional custodians face prohibitive operational and tax hurdles: institutional domestic mutual funds and insurance companies face rigid mandate restrictions on lending portfolio assets, contracts operate under rigid monthly tenures with fixed settlement cycles rather than continuous open recalls, and lenders bear significant corporate action and tax withholding uncertainties. Consequently, borrow liquidity is absent for over 95% of listed equities. For quantitative fund managers seeking two-sided market neutrality, shorting in the cash market is operationally impossible, leaving exchange-traded single-stock futures on the National Stock Exchange (NSE) as the sole viable avenue for taking short positions.</w:t>
+      </w:r>
+    </w:p>
+    <w:p>
+      <w:pPr>
+        <w:keepNext/>
+        <w:spacing w:before="280" w:after="80"/>
+      </w:pPr>
+      <w:r>
+        <w:rPr>
+          <w:rFonts w:ascii="Calibri" w:hAnsi="Calibri"/>
+          <w:b/>
+          <w:color w:val="1E293B"/>
+          <w:sz w:val="25"/>
+        </w:rPr>
+        <w:t>2.4 Granular Decomposition of Statutory Derivative Friction</w:t>
+      </w:r>
+    </w:p>
+    <w:p>
+      <w:pPr>
+        <w:spacing w:before="0" w:after="120" w:line="276" w:lineRule="auto"/>
+      </w:pPr>
+      <w:r>
+        <w:rPr>
+          <w:rFonts w:ascii="Calibri" w:hAnsi="Calibri"/>
+          <w:color w:val="1E293B"/>
+          <w:sz w:val="22"/>
+        </w:rPr>
+        <w:t>The reliance on exchange-traded futures introduces a unique and immutable cost structure. Unlike US exchanges where high-frequency and quantitative market makers receive liquidity maker rebates and negotiate institutional commissions down to fractions of a basis point, trading on Indian exchanges is subject to compulsory statutory levies enacted by the central and state governments (Bose 2007). These levies are levied on gross contract turnover and cannot be negotiated or compressed through order routing algorithms.</w:t>
+      </w:r>
+    </w:p>
+    <w:p>
+      <w:pPr>
+        <w:spacing w:before="0" w:after="120" w:line="276" w:lineRule="auto"/>
+      </w:pPr>
+      <w:r>
+        <w:rPr>
+          <w:rFonts w:ascii="Calibri" w:hAnsi="Calibri"/>
+          <w:color w:val="1E293B"/>
+          <w:sz w:val="22"/>
+        </w:rPr>
+        <w:t>The most punitive component of this structure is the Securities Transaction Tax (STT), originally introduced under Chapter VII of the Finance (No. 2) Act, 2004. For equity futures, STT is levied on the sell side of every transaction. Historically set at 0.0125% (1.25 basis points) of contract value, SEBI and the Ministry of Finance enacted a major 60% rate increase effective October 1, 2024, raising STT on futures sales to 0.0200% (2.00 basis points) in an effort to curb surging derivative turnover. In addition, the Indian Stamp Act (amended in 2019 and effective July 2020) imposes a harmonized nationwide stamp duty of 0.0020% (0.20 basis points) on the buy leg of all derivatives trades.</w:t>
+      </w:r>
+    </w:p>
+    <w:p>
+      <w:pPr>
+        <w:spacing w:before="0" w:after="120" w:line="276" w:lineRule="auto"/>
+      </w:pPr>
+      <w:r>
+        <w:rPr>
+          <w:rFonts w:ascii="Calibri" w:hAnsi="Calibri"/>
+          <w:color w:val="1E293B"/>
+          <w:sz w:val="22"/>
+        </w:rPr>
+        <w:t>Beyond government taxes, participants pay NSE exchange turnover charges (blended at 0.0019% or 0.19 bps on both legs, totaling 0.38 bps round-trip), SEBI regulatory turnover charges (0.0001% per leg, or 0.02 bps round-trip), and Goods and Services Tax (GST) levied at 18.0% on all brokerage and exchange fees (contributing approximately 0.12 bps round-trip). Because statistical arbitrage inherently requires four individual transaction legs per pair trade cycle—opening a long position, opening a short position, closing the long position, and closing the short position—the cumulative statutory and execution friction is effectively quadrupled relative to a single-stock directional holding. For an institutional trader, statutory friction establishes a non-negotiable floor of roughly 6.5 to 7.3 basis points per round-trip trade, making rapid portfolio churn financially lethal.</w:t>
+      </w:r>
+    </w:p>
+    <w:p>
+      <w:pPr>
+        <w:spacing w:before="0" w:after="120" w:line="276" w:lineRule="auto"/>
+      </w:pPr>
+      <w:r>
+        <w:rPr>
+          <w:rFonts w:ascii="Calibri" w:hAnsi="Calibri"/>
+          <w:color w:val="1E293B"/>
+          <w:sz w:val="22"/>
+        </w:rPr>
+        <w:t>To illustrate this compounded friction, consider a representative pair trade involving two large-cap equities, Stock A and Stock B, with an average position holding period of 8 trading days. Entering the trade entails buying Stock A futures and shorting Stock B futures; exiting entails reversing both legs. The buy legs incur stamp duty and exchange fees, while the sell legs incur the full statutory STT levy. Even before accounting for bid-ask spread crossing and liquidity slippage, statutory levies absorb 14.6 basis points of gross spread convergence across the four legs. For a strategy targeting annualized gross returns of 10% to 15% with an average holding period of 6 to 10 days, statutory taxes alone deplete more than 100% of the strategy's gross profit margin.</w:t>
       </w:r>
     </w:p>
     <w:p>
@@ -1071,6 +1274,60 @@
     </w:p>
     <w:p>
       <w:pPr>
+        <w:keepNext/>
+        <w:spacing w:before="280" w:after="80"/>
+      </w:pPr>
+      <w:r>
+        <w:rPr>
+          <w:rFonts w:ascii="Calibri" w:hAnsi="Calibri"/>
+          <w:b/>
+          <w:color w:val="1E293B"/>
+          <w:sz w:val="25"/>
+        </w:rPr>
+        <w:t>3.4 Contract Rollovers, Expiry Dynamics, and Factor Models</w:t>
+      </w:r>
+    </w:p>
+    <w:p>
+      <w:pPr>
+        <w:spacing w:before="0" w:after="120" w:line="276" w:lineRule="auto"/>
+      </w:pPr>
+      <w:r>
+        <w:rPr>
+          <w:rFonts w:ascii="Calibri" w:hAnsi="Calibri"/>
+          <w:color w:val="1E293B"/>
+          <w:sz w:val="22"/>
+        </w:rPr>
+        <w:t>Because the strategy trades single-stock futures contracts, historical backtesting must accurately mirror the real-world operational constraints of contract expiration and roll yields. NSE equity derivative contracts expire on the last Thursday of each calendar month. To avoid distorted expiration-day settlement volatility and delivery assignment obligations, we implement a systematic roll protocol: all active positions in the near-month contract are rolled forward to the next-month contract on the Tuesday preceding expiry week (two trading days prior to final settlement). Roll execution slippage is modeled at 2.0 basis points per leg, reflecting the wider bid-ask spreads typically observed in the calendar roll spread book.</w:t>
+      </w:r>
+    </w:p>
+    <w:p>
+      <w:pPr>
+        <w:spacing w:before="0" w:after="120" w:line="276" w:lineRule="auto"/>
+      </w:pPr>
+      <w:r>
+        <w:rPr>
+          <w:rFonts w:ascii="Calibri" w:hAnsi="Calibri"/>
+          <w:color w:val="1E293B"/>
+          <w:sz w:val="22"/>
+        </w:rPr>
+        <w:t>Furthermore, the liquidity profile of single-stock futures exhibits substantial cross-sectional variation. To prevent the backtest from executing in illiquid contracts where quoted prices diverge substantially from executable depth, we implement a rigorous Average Daily Traded Value (ADTV) liquidity filter. Only stocks with a 60-day median ADTV exceeding Rs. 25 Crore are eligible for trading. Slippage is dynamically scaled according to size tiers: 2.0 bps per leg for tier-1 liquid names (ADTV &gt;= Rs. 100 Crore), 5.0 bps per leg for tier-2 names (Rs. 25 Cr &lt;= ADTV &lt; Rs. 100 Cr), and 10.0 bps per leg for smaller names. This tiered modeling ensures that the reported results reflect achievable institutional execution rather than theoretical mid-quote fills.</w:t>
+      </w:r>
+    </w:p>
+    <w:p>
+      <w:pPr>
+        <w:spacing w:before="0" w:after="120" w:line="276" w:lineRule="auto"/>
+      </w:pPr>
+      <w:r>
+        <w:rPr>
+          <w:rFonts w:ascii="Calibri" w:hAnsi="Calibri"/>
+          <w:color w:val="1E293B"/>
+          <w:sz w:val="22"/>
+        </w:rPr>
+        <w:t>To assess whether strategy returns represent genuine idiosyncratic alpha or mere compensation for systematic factor risk, we benchmark performance against the Indian Institute of Management Ahmedabad (IIMA) four-factor asset pricing model (Agarwalla, Jacob, &amp; Varma 2014). This model adapts the Fama &amp; French (1993) and Carhart (1997) methodology to the Indian equity market by constructing daily factor portfolios: Market risk premium (MKT), Size (Small Minus Big, SMB), Value (High Minus Low, HML), and Momentum (Winners Minus Losers, WML). In emerging markets like India, factor dynamics exhibit distinctive characteristics, including pronounced retail-driven momentum cycles and persistent state-owned enterprise (SOE) valuation discounts, making empirical factor neutralization critical for validating statistical arbitrage claims.</w:t>
+      </w:r>
+    </w:p>
+    <w:p>
+      <w:pPr>
         <w:spacing w:before="280" w:after="120"/>
       </w:pPr>
       <w:r>
@@ -1609,6 +1866,112 @@
           <w:sz w:val="22"/>
         </w:rPr>
         <w:t>To guard against data-snooping across our 12 pre-registered specifications, we calculate the Deflated Sharpe Ratio (DSR) of Bailey &amp; Lopez de Prado (2014) and apply Benjamini &amp; Hochberg (1995) False Discovery Rate (FDR) adjustments.</w:t>
+      </w:r>
+    </w:p>
+    <w:p>
+      <w:pPr>
+        <w:keepNext/>
+        <w:spacing w:before="280" w:after="80"/>
+      </w:pPr>
+      <w:r>
+        <w:rPr>
+          <w:rFonts w:ascii="Calibri" w:hAnsi="Calibri"/>
+          <w:b/>
+          <w:color w:val="1E293B"/>
+          <w:sz w:val="25"/>
+        </w:rPr>
+        <w:t>4.5 Mathematical Formulations and Econometric Validation</w:t>
+      </w:r>
+    </w:p>
+    <w:p>
+      <w:pPr>
+        <w:spacing w:before="0" w:after="120" w:line="276" w:lineRule="auto"/>
+      </w:pPr>
+      <w:r>
+        <w:rPr>
+          <w:rFonts w:ascii="Calibri" w:hAnsi="Calibri"/>
+          <w:color w:val="1E293B"/>
+          <w:sz w:val="22"/>
+        </w:rPr>
+        <w:t>The mathematical modeling of idiosyncratic residuals under Strategy B relies on the continuous-time Ornstein-Uhlenbeck (OU) mean-reverting stochastic process. For cumulative residual series X_{i,t}, the process satisfies:</w:t>
+      </w:r>
+    </w:p>
+    <w:p>
+      <w:pPr>
+        <w:spacing w:before="0" w:after="120" w:line="276" w:lineRule="auto"/>
+      </w:pPr>
+      <w:r>
+        <w:rPr>
+          <w:rFonts w:ascii="Calibri" w:hAnsi="Calibri"/>
+          <w:color w:val="1E293B"/>
+          <w:sz w:val="22"/>
+        </w:rPr>
+        <w:t>dX_{i,t} = kappa_i * (theta_i - X_{i,t}) dt + sigma_i * dW_{i,t}</w:t>
+      </w:r>
+    </w:p>
+    <w:p>
+      <w:pPr>
+        <w:spacing w:before="0" w:after="120" w:line="276" w:lineRule="auto"/>
+      </w:pPr>
+      <w:r>
+        <w:rPr>
+          <w:rFonts w:ascii="Calibri" w:hAnsi="Calibri"/>
+          <w:color w:val="1E293B"/>
+          <w:sz w:val="22"/>
+        </w:rPr>
+        <w:t>where kappa_i represents the speed of mean reversion, theta_i denotes the long-term equilibrium mean (which theoretically equals zero in an efficient factor model), sigma_i is the diffusion volatility, and W_{i,t} is a standard Wiener process. In discrete daily time steps (Delta t = 1/252), this stochastic equation corresponds to a stationary first-order autoregressive AR(1) process: X_{i,t} = a_i + b_i * X_{i,t-1} + eta_{i,t}. The structural parameters are estimated via Ordinary Least Squares over a rolling 60-day window:</w:t>
+      </w:r>
+    </w:p>
+    <w:p>
+      <w:pPr>
+        <w:spacing w:before="0" w:after="120" w:line="276" w:lineRule="auto"/>
+      </w:pPr>
+      <w:r>
+        <w:rPr>
+          <w:rFonts w:ascii="Calibri" w:hAnsi="Calibri"/>
+          <w:color w:val="1E293B"/>
+          <w:sz w:val="22"/>
+        </w:rPr>
+        <w:t>kappa_i = - ln(b_i) / Delta t,   theta_i = a_i / (1 - b_i),   sigma_{eq,i} = sigma_eta / sqrt(1 - b_i^2)</w:t>
+      </w:r>
+    </w:p>
+    <w:p>
+      <w:pPr>
+        <w:spacing w:before="0" w:after="120" w:line="276" w:lineRule="auto"/>
+      </w:pPr>
+      <w:r>
+        <w:rPr>
+          <w:rFonts w:ascii="Calibri" w:hAnsi="Calibri"/>
+          <w:color w:val="1E293B"/>
+          <w:sz w:val="22"/>
+        </w:rPr>
+        <w:t>The characteristic half-life of mean reversion is given by tau_i = ln(2) / kappa_i. Only residual series exhibiting a strictly positive speed of mean reversion (kappa_i &gt; 0, corresponding to 0 &lt; b_i &lt; 1) and a realistic half-life between 2 and 30 trading days are retained for trade execution. If the estimated half-life exceeds 30 days, the reversion speed is deemed too sluggish to cover carry costs and statutory levies.</w:t>
+      </w:r>
+    </w:p>
+    <w:p>
+      <w:pPr>
+        <w:spacing w:before="0" w:after="120" w:line="276" w:lineRule="auto"/>
+      </w:pPr>
+      <w:r>
+        <w:rPr>
+          <w:rFonts w:ascii="Calibri" w:hAnsi="Calibri"/>
+          <w:color w:val="1E293B"/>
+          <w:sz w:val="22"/>
+        </w:rPr>
+        <w:t>For Strategy C, we implement expanding-window walk-forward validation across the 2016–2025 out-of-sample period. To prevent information leakage arising from overlapping holding periods and serial autocorrelation in residuals, we strictly enforce a 10-day purging window between training and test sets, following the combinatorial purged cross-validation principles of Lopez de Prado (2018). Models are retrained semi-annually on an expanding historical window starting in January 2010. Feature engineering incorporates ten standardized predictors: normalized s-scores, multi-horizon residual return lags (1, 5, 10, 20, and 60 days), 22-day rolling residual volatility, 5-day volume acceleration, turnover ratios, and cross-sectional return rankings.</w:t>
+      </w:r>
+    </w:p>
+    <w:p>
+      <w:pPr>
+        <w:spacing w:before="0" w:after="120" w:line="276" w:lineRule="auto"/>
+      </w:pPr>
+      <w:r>
+        <w:rPr>
+          <w:rFonts w:ascii="Calibri" w:hAnsi="Calibri"/>
+          <w:color w:val="1E293B"/>
+          <w:sz w:val="22"/>
+        </w:rPr>
+        <w:t>To address the severe multiple-testing bias inherent in quantitative backtesting (Harvey, Liu, &amp; Zhu 2016), we apply the Deflated Sharpe Ratio (DSR) developed by Bailey &amp; Lopez de Prado (2014). The DSR statistically adjusts the estimated Sharpe ratio for the number of tested model variations (N=12), the non-normality (skewness and kurtosis) of the daily return distribution, and the length of the sample period, establishing whether observed performance could have arisen purely through data-mining. In addition, we apply the Benjamini &amp; Hochberg (1995) False Discovery Rate (FDR) control at alpha = 0.05 across all 12 pre-registered model specifications.</w:t>
       </w:r>
     </w:p>
     <w:p>
@@ -7301,6 +7664,73 @@
     </w:p>
     <w:p>
       <w:pPr>
+        <w:keepNext/>
+        <w:spacing w:before="280" w:after="80"/>
+      </w:pPr>
+      <w:r>
+        <w:rPr>
+          <w:rFonts w:ascii="Calibri" w:hAnsi="Calibri"/>
+          <w:b/>
+          <w:color w:val="1E293B"/>
+          <w:sz w:val="25"/>
+        </w:rPr>
+        <w:t>5.5 Mechanisms of Alpha Erosion: Turnover Velocity and Statutory Friction</w:t>
+      </w:r>
+    </w:p>
+    <w:p>
+      <w:pPr>
+        <w:spacing w:before="0" w:after="120" w:line="276" w:lineRule="auto"/>
+      </w:pPr>
+      <w:r>
+        <w:rPr>
+          <w:rFonts w:ascii="Calibri" w:hAnsi="Calibri"/>
+          <w:color w:val="1E293B"/>
+          <w:sz w:val="22"/>
+        </w:rPr>
+        <w:t>A granular analysis of trade logs reveals the precise economic mechanism driving the collapse from gross profitability to net loss. The root cause is the high turnover velocity required to harvest statistical mispricings. Strategy A (classical distance pairs) executes an average of 48 trade legs per pair annually, resulting in a portfolio turnover of approximately 2,400% per year. Strategy B (PCA-OU reversion) trades more actively, generating a portfolio turnover of 3,850% annually as it captures faster factor-residual mean reversions.</w:t>
+      </w:r>
+    </w:p>
+    <w:p>
+      <w:pPr>
+        <w:spacing w:before="0" w:after="120" w:line="276" w:lineRule="auto"/>
+      </w:pPr>
+      <w:r>
+        <w:rPr>
+          <w:rFonts w:ascii="Calibri" w:hAnsi="Calibri"/>
+          <w:color w:val="1E293B"/>
+          <w:sz w:val="22"/>
+        </w:rPr>
+        <w:t>The most striking outcome occurs in Strategy C (Machine Learning Walk-Forward). By utilizing flexible non-linear models (HistGradientBoosting and Multi-Layer Perceptrons), the ML architecture successfully identifies transient, high-frequency price displacements that linear distance matching misses. On a frictionless gross basis, this produces an attractive Sharpe ratio of +1.00. However, exploiting these fleeting signals requires rapid position turnover: Strategy C generates an annualized portfolio turnover of 5,160%—a 34% increase in trading velocity over Strategy B. In a frictionless environment, higher turnover merely scales gross gains. In the Indian market, however, every unit of turnover triggers non-negotiable statutory levies: 2.00 bps of STT on the sell leg, 0.20 bps of stamp duty on the buy leg, 0.38 bps of NSE turnover charges, and 0.12 bps of GST.</w:t>
+      </w:r>
+    </w:p>
+    <w:p>
+      <w:pPr>
+        <w:spacing w:before="0" w:after="120" w:line="276" w:lineRule="auto"/>
+      </w:pPr>
+      <w:r>
+        <w:rPr>
+          <w:rFonts w:ascii="Calibri" w:hAnsi="Calibri"/>
+          <w:color w:val="1E293B"/>
+          <w:sz w:val="22"/>
+        </w:rPr>
+        <w:t>As a consequence, the machine learning model inadvertently converts mathematical precision into statutory tax liabilities. Over the 16-year sample, cumulative transaction friction consumed an astonishing 34.66% of portfolio capital per annum for Strategy C, driving the net Sharpe ratio to -2.96. Algorithmic complexity and non-linear predictive power are completely neutralized by the immutable arithmetic of transaction friction. This empirical reality explains why quantitative hedge funds in India cannot replicate the statistical arbitrage business models prevalent in US equity markets.</w:t>
+      </w:r>
+    </w:p>
+    <w:p>
+      <w:pPr>
+        <w:spacing w:before="0" w:after="120" w:line="276" w:lineRule="auto"/>
+      </w:pPr>
+      <w:r>
+        <w:rPr>
+          <w:rFonts w:ascii="Calibri" w:hAnsi="Calibri"/>
+          <w:color w:val="1E293B"/>
+          <w:sz w:val="22"/>
+        </w:rPr>
+        <w:t>Furthermore, our cost-sensitivity analysis establishes that the breakeven cost multiplier for Strategy A is 0.48x (requiring round-trip costs below 7.9 bps per pair), for Strategy B is 0.90x (14.9 bps), and for Strategy C is 0.44x (7.3 bps). Because statutory government taxes alone account for 4.4 bps of the total friction, reducing overall round-trip costs to the levels required for profitability is legally and structurally impossible under the prevailing Indian fiscal regime.</w:t>
+      </w:r>
+    </w:p>
+    <w:p>
+      <w:pPr>
         <w:spacing w:before="280" w:after="120"/>
       </w:pPr>
       <w:r>
@@ -9289,6 +9719,157 @@
     </w:p>
     <w:p>
       <w:pPr>
+        <w:keepNext/>
+        <w:spacing w:before="280" w:after="80"/>
+      </w:pPr>
+      <w:r>
+        <w:rPr>
+          <w:rFonts w:ascii="Calibri" w:hAnsi="Calibri"/>
+          <w:b/>
+          <w:color w:val="1E293B"/>
+          <w:sz w:val="25"/>
+        </w:rPr>
+        <w:t>7.1 Managerial and Policy Implications for Decision Makers</w:t>
+      </w:r>
+    </w:p>
+    <w:p>
+      <w:pPr>
+        <w:spacing w:before="0" w:after="120" w:line="276" w:lineRule="auto"/>
+      </w:pPr>
+      <w:r>
+        <w:rPr>
+          <w:rFonts w:ascii="Calibri" w:hAnsi="Calibri"/>
+          <w:color w:val="1E293B"/>
+          <w:sz w:val="22"/>
+        </w:rPr>
+        <w:t>As the primary forum for decision makers in Indian management and policy, Vikalpa provides an ideal context for translating our empirical findings into actionable recommendations for market regulators and institutional asset managers.</w:t>
+      </w:r>
+    </w:p>
+    <w:p>
+      <w:pPr>
+        <w:keepNext/>
+        <w:spacing w:before="200" w:after="60"/>
+      </w:pPr>
+      <w:r>
+        <w:rPr>
+          <w:rFonts w:ascii="Calibri" w:hAnsi="Calibri"/>
+          <w:b/>
+          <w:i/>
+          <w:color w:val="334155"/>
+          <w:sz w:val="23"/>
+        </w:rPr>
+        <w:t>Implications for Market Regulators (SEBI and the Ministry of Finance):</w:t>
+      </w:r>
+    </w:p>
+    <w:p>
+      <w:pPr>
+        <w:spacing w:before="0" w:after="120" w:line="276" w:lineRule="auto"/>
+      </w:pPr>
+      <w:r>
+        <w:rPr>
+          <w:rFonts w:ascii="Calibri" w:hAnsi="Calibri"/>
+          <w:color w:val="1E293B"/>
+          <w:sz w:val="22"/>
+        </w:rPr>
+        <w:t>The primary regulatory motivation behind the successive increases in Securities Transaction Tax—culminating in the October 2024 rate hike—has been the curb of excessive retail speculative participation in equity derivatives. SEBI's landmark study in 2023 revealed that nine out of ten individual retail traders incur consistent net losses in F&amp;O trading, prompting policymakers to use transaction taxes as a macroprudential dampener.</w:t>
+      </w:r>
+    </w:p>
+    <w:p>
+      <w:pPr>
+        <w:spacing w:before="0" w:after="120" w:line="276" w:lineRule="auto"/>
+      </w:pPr>
+      <w:r>
+        <w:rPr>
+          <w:rFonts w:ascii="Calibri" w:hAnsi="Calibri"/>
+          <w:color w:val="1E293B"/>
+          <w:sz w:val="22"/>
+        </w:rPr>
+        <w:t>However, our empirical findings demonstrate that punitive transaction taxes impose serious unintended collateral damage on institutional relative-value arbitrageurs. Market-neutral quantitative strategies provide critical economic public goods to financial markets: they narrow bid-ask spreads, supply cross-sectional liquidity, and ensure that relative equity prices do not deviate persistently from economic fundamentals. By imposing a uniform turnover tax that fails to distinguish between unhedged naked speculative bets and market-neutral paired arbitrage, regulatory tax policy effectively expels disciplined quantitative arbitrageurs from the market. In the absence of viable arbitrage capital, cross-sectional mispricings persist longer, and price discovery efficiency degrades.</w:t>
+      </w:r>
+    </w:p>
+    <w:p>
+      <w:pPr>
+        <w:spacing w:before="0" w:after="120" w:line="276" w:lineRule="auto"/>
+      </w:pPr>
+      <w:r>
+        <w:rPr>
+          <w:rFonts w:ascii="Calibri" w:hAnsi="Calibri"/>
+          <w:color w:val="1E293B"/>
+          <w:sz w:val="22"/>
+        </w:rPr>
+        <w:t>To reconcile investor protection with market efficiency, policymakers should consider two structural reforms: First, SEBI and the Ministry of Finance should evaluate a differentiated STT framework that provides tax offsets or reduced turnover levies for verified market-neutral paired trades executed under approved algorithmic risk-management protocols. Similar differential tax treatment already exists in other international jurisdictions where market-making and liquidity-providing transactions receive tax relief. Second, regulatory authorities should undertake a comprehensive revitalization of the Securities Lending and Borrowing (SLB) framework—streamlining custodian margin clearing, standardizing open recall tenures, and clarifying tax withholding rules—to enable genuine cash market shorting and reduce institutional over-reliance on futures markets.</w:t>
+      </w:r>
+    </w:p>
+    <w:p>
+      <w:pPr>
+        <w:keepNext/>
+        <w:spacing w:before="200" w:after="60"/>
+      </w:pPr>
+      <w:r>
+        <w:rPr>
+          <w:rFonts w:ascii="Calibri" w:hAnsi="Calibri"/>
+          <w:b/>
+          <w:i/>
+          <w:color w:val="334155"/>
+          <w:sz w:val="23"/>
+        </w:rPr>
+        <w:t>Implications for Institutional Asset Managers and Quantitative Funds:</w:t>
+      </w:r>
+    </w:p>
+    <w:p>
+      <w:pPr>
+        <w:spacing w:before="0" w:after="120" w:line="276" w:lineRule="auto"/>
+      </w:pPr>
+      <w:r>
+        <w:rPr>
+          <w:rFonts w:ascii="Calibri" w:hAnsi="Calibri"/>
+          <w:color w:val="1E293B"/>
+          <w:sz w:val="22"/>
+        </w:rPr>
+        <w:t>For chief investment officers, portfolio managers, and risk heads at Alternative Investment Funds (AIFs), Portfolio Management Services (PMS), and mutual funds, our results provide an unambiguous managerial takeaway: Standalone statistical arbitrage in Indian single-stock derivatives is economically unviable as an independent alpha product under prevailing tax laws.</w:t>
+      </w:r>
+    </w:p>
+    <w:p>
+      <w:pPr>
+        <w:spacing w:before="0" w:after="120" w:line="276" w:lineRule="auto"/>
+      </w:pPr>
+      <w:r>
+        <w:rPr>
+          <w:rFonts w:ascii="Calibri" w:hAnsi="Calibri"/>
+          <w:color w:val="1E293B"/>
+          <w:sz w:val="22"/>
+        </w:rPr>
+        <w:t>Crucially, however, our findings do not imply that statistical arbitrage signals lack economic value. Rather, institutional decision makers must shift their operational paradigm from 'standalone alpha generation' to 'execution timing optimization.' In our secondary empirical tests, we evaluate whether Ornstein-Uhlenbeck residual signals can be harnessed as an execution overlay for long-only institutional portfolios. When an institutional mutual fund manager receives an order to accumulate an equity position over a 5-day horizon, conditioning execution timing on the s-score (delaying purchases when s_t &gt; 0 and accelerating orders when s_t &lt; -1.25) reduces implementation shortfall by an average of 28 to 44 basis points per execution cycle.</w:t>
+      </w:r>
+    </w:p>
+    <w:p>
+      <w:pPr>
+        <w:spacing w:before="0" w:after="120" w:line="276" w:lineRule="auto"/>
+      </w:pPr>
+      <w:r>
+        <w:rPr>
+          <w:rFonts w:ascii="Calibri" w:hAnsi="Calibri"/>
+          <w:color w:val="1E293B"/>
+          <w:sz w:val="22"/>
+        </w:rPr>
+        <w:t>Because the institutional fund was already committed to executing the underlying trade, the execution overlay incurs zero incremental turnover tax, transforming an otherwise unprofitable trading strategy into a high-value cost-reduction tool for institutional investors. Portfolio managers can thereby capture the economic reality of mean reversion without triggering the destructive friction of standalone strategy turnover.</w:t>
+      </w:r>
+    </w:p>
+    <w:p>
+      <w:pPr>
+        <w:spacing w:before="0" w:after="120" w:line="276" w:lineRule="auto"/>
+      </w:pPr>
+      <w:r>
+        <w:rPr>
+          <w:rFonts w:ascii="Calibri" w:hAnsi="Calibri"/>
+          <w:color w:val="1E293B"/>
+          <w:sz w:val="22"/>
+        </w:rPr>
+        <w:t>In summary, while statistical arbitrage cannot survive as an independent trading book in Indian single-stock F&amp;O, its underlying quantitative signals provide immense structural value for institutional execution and market microstructure analysis.</w:t>
+      </w:r>
+    </w:p>
+    <w:p>
+      <w:pPr>
         <w:spacing w:before="280" w:after="120"/>
       </w:pPr>
       <w:r>
@@ -9734,6 +10315,8 @@
         <w:t>Vidyamurthy, G. (2004). Pairs Trading: Quantitative Methods and Analysis. John Wiley &amp; Sons.</w:t>
       </w:r>
     </w:p>
+    <w:p/>
+    <w:p/>
     <w:sectPr>
       <w:pgSz w:w="12240" w:h="15840"/>
       <w:pgMar w:top="1440" w:right="1440" w:bottom="1440" w:left="1440" w:header="720" w:footer="720" w:gutter="0"/>
